--- a/7 Bước xác định câu hỏi.docx
+++ b/7 Bước xác định câu hỏi.docx
@@ -814,18 +814,570 @@
         </w:rPr>
         <w:t xml:space="preserve"> các dữ liệu bên dưới là data </w:t>
       </w:r>
+    </w:p>
+    <w:p>
+      <w:pPr>
+        <w:rPr>
+          <w:rFonts w:ascii="Times New Roman" w:hAnsi="Times New Roman" w:cs="Times New Roman"/>
+          <w:sz w:val="26"/>
+          <w:szCs w:val="26"/>
+          <w:lang w:val="vi-VN"/>
+        </w:rPr>
+      </w:pPr>
+    </w:p>
+    <w:p>
+      <w:pPr>
+        <w:rPr>
+          <w:rFonts w:ascii="Times New Roman" w:hAnsi="Times New Roman" w:cs="Times New Roman"/>
+          <w:sz w:val="26"/>
+          <w:szCs w:val="26"/>
+          <w:lang w:val="vi-VN"/>
+        </w:rPr>
+      </w:pPr>
+      <w:r>
+        <w:rPr>
+          <w:rFonts w:ascii="Times New Roman" w:hAnsi="Times New Roman" w:cs="Times New Roman"/>
+          <w:sz w:val="26"/>
+          <w:szCs w:val="26"/>
+          <w:lang w:val="vi-VN"/>
+        </w:rPr>
+        <w:t xml:space="preserve">Bài 2 Data Profiling </w:t>
+      </w:r>
+    </w:p>
+    <w:p>
+      <w:pPr>
+        <w:rPr>
+          <w:rFonts w:ascii="Times New Roman" w:hAnsi="Times New Roman" w:cs="Times New Roman" w:hint="eastAsia"/>
+          <w:sz w:val="26"/>
+          <w:szCs w:val="26"/>
+          <w:lang w:val="vi-VN"/>
+        </w:rPr>
+      </w:pPr>
+      <w:r>
+        <w:rPr>
+          <w:rFonts w:ascii="Times New Roman" w:hAnsi="Times New Roman" w:cs="Times New Roman"/>
+          <w:sz w:val="26"/>
+          <w:szCs w:val="26"/>
+          <w:lang w:val="vi-VN"/>
+        </w:rPr>
+        <w:t>Các kỹ năng: Read data, data size</w:t>
+      </w:r>
+      <w:r>
+        <w:rPr>
+          <w:rFonts w:ascii="Times New Roman" w:hAnsi="Times New Roman" w:cs="Times New Roman" w:hint="eastAsia"/>
+          <w:sz w:val="26"/>
+          <w:szCs w:val="26"/>
+          <w:lang w:val="vi-VN"/>
+        </w:rPr>
+        <w:t>, column name</w:t>
+      </w:r>
+    </w:p>
+    <w:p>
+      <w:pPr>
+        <w:rPr>
+          <w:rFonts w:ascii="Times New Roman" w:hAnsi="Times New Roman" w:cs="Times New Roman"/>
+          <w:sz w:val="26"/>
+          <w:szCs w:val="26"/>
+          <w:lang w:val="vi-VN"/>
+        </w:rPr>
+      </w:pPr>
+      <w:r>
+        <w:rPr>
+          <w:rFonts w:ascii="Times New Roman" w:hAnsi="Times New Roman" w:cs="Times New Roman" w:hint="eastAsia"/>
+          <w:sz w:val="26"/>
+          <w:szCs w:val="26"/>
+          <w:lang w:val="vi-VN"/>
+        </w:rPr>
+        <w:t>Cần</w:t>
+      </w:r>
+      <w:r>
+        <w:rPr>
+          <w:rFonts w:ascii="Times New Roman" w:hAnsi="Times New Roman" w:cs="Times New Roman"/>
+          <w:sz w:val="26"/>
+          <w:szCs w:val="26"/>
+          <w:lang w:val="vi-VN"/>
+        </w:rPr>
+        <w:t xml:space="preserve"> biết thống kê mô tả giúp biết về dữ liệu đang có </w:t>
+      </w:r>
+    </w:p>
+    <w:p>
+      <w:pPr>
+        <w:rPr>
+          <w:rFonts w:ascii="Times New Roman" w:hAnsi="Times New Roman" w:cs="Times New Roman"/>
+          <w:sz w:val="26"/>
+          <w:szCs w:val="26"/>
+          <w:lang w:val="vi-VN"/>
+        </w:rPr>
+      </w:pPr>
+      <w:r>
+        <w:rPr>
+          <w:rFonts w:ascii="Times New Roman" w:hAnsi="Times New Roman" w:cs="Times New Roman"/>
+          <w:sz w:val="26"/>
+          <w:szCs w:val="26"/>
+          <w:lang w:val="vi-VN"/>
+        </w:rPr>
+        <w:t xml:space="preserve">Thông kê suy diễn </w:t>
+      </w:r>
+    </w:p>
+    <w:p>
+      <w:pPr>
+        <w:rPr>
+          <w:rFonts w:ascii="Times New Roman" w:hAnsi="Times New Roman" w:cs="Times New Roman"/>
+          <w:sz w:val="26"/>
+          <w:szCs w:val="26"/>
+          <w:lang w:val="vi-VN"/>
+        </w:rPr>
+      </w:pPr>
+      <w:r>
+        <w:rPr>
+          <w:rFonts w:ascii="Times New Roman" w:hAnsi="Times New Roman" w:cs="Times New Roman"/>
+          <w:sz w:val="26"/>
+          <w:szCs w:val="26"/>
+          <w:lang w:val="vi-VN"/>
+        </w:rPr>
+        <w:t xml:space="preserve">Có ba nhóm </w:t>
+      </w:r>
+    </w:p>
+    <w:p>
+      <w:pPr>
+        <w:rPr>
+          <w:rFonts w:ascii="Times New Roman" w:hAnsi="Times New Roman" w:cs="Times New Roman"/>
+          <w:sz w:val="26"/>
+          <w:szCs w:val="26"/>
+          <w:lang w:val="vi-VN"/>
+        </w:rPr>
+      </w:pPr>
+      <w:r>
+        <w:rPr>
+          <w:rFonts w:ascii="Times New Roman" w:hAnsi="Times New Roman" w:cs="Times New Roman"/>
+          <w:sz w:val="26"/>
+          <w:szCs w:val="26"/>
+          <w:lang w:val="vi-VN"/>
+        </w:rPr>
+        <w:t>1 xu hướng trung tâm : mean, mode, median</w:t>
+      </w:r>
+    </w:p>
+    <w:p>
+      <w:pPr>
+        <w:rPr>
+          <w:rFonts w:ascii="Times New Roman" w:hAnsi="Times New Roman" w:cs="Times New Roman"/>
+          <w:sz w:val="26"/>
+          <w:szCs w:val="26"/>
+          <w:lang w:val="vi-VN"/>
+        </w:rPr>
+      </w:pPr>
+      <w:r>
+        <w:rPr>
+          <w:rFonts w:ascii="Times New Roman" w:hAnsi="Times New Roman" w:cs="Times New Roman"/>
+          <w:sz w:val="26"/>
+          <w:szCs w:val="26"/>
+          <w:lang w:val="vi-VN"/>
+        </w:rPr>
+        <w:t>2 Dispersion : range vả, std, IQR, CV = std / mean</w:t>
+      </w:r>
+    </w:p>
+    <w:p>
+      <w:pPr>
+        <w:rPr>
+          <w:rFonts w:ascii="Times New Roman" w:hAnsi="Times New Roman" w:cs="Times New Roman"/>
+          <w:sz w:val="26"/>
+          <w:szCs w:val="26"/>
+          <w:lang w:val="vi-VN"/>
+        </w:rPr>
+      </w:pPr>
+      <w:r>
+        <w:rPr>
+          <w:rFonts w:ascii="Times New Roman" w:hAnsi="Times New Roman" w:cs="Times New Roman"/>
+          <w:sz w:val="26"/>
+          <w:szCs w:val="26"/>
+          <w:lang w:val="vi-VN"/>
+        </w:rPr>
+        <w:t xml:space="preserve">Gr 3 Location and Shape </w:t>
+      </w:r>
+    </w:p>
+    <w:p>
+      <w:pPr>
+        <w:rPr>
+          <w:rFonts w:ascii="Times New Roman" w:hAnsi="Times New Roman" w:cs="Times New Roman"/>
+          <w:sz w:val="26"/>
+          <w:szCs w:val="26"/>
+          <w:lang w:val="vi-VN"/>
+        </w:rPr>
+      </w:pPr>
+    </w:p>
+    <w:p>
+      <w:pPr>
+        <w:rPr>
+          <w:rFonts w:ascii="Times New Roman" w:hAnsi="Times New Roman" w:cs="Times New Roman"/>
+          <w:sz w:val="26"/>
+          <w:szCs w:val="26"/>
+          <w:lang w:val="vi-VN"/>
+        </w:rPr>
+      </w:pPr>
+      <w:r>
+        <w:rPr>
+          <w:rFonts w:ascii="Times New Roman" w:hAnsi="Times New Roman" w:cs="Times New Roman"/>
+          <w:sz w:val="26"/>
+          <w:szCs w:val="26"/>
+          <w:lang w:val="vi-VN"/>
+        </w:rPr>
+        <w:t xml:space="preserve">Gr 1 </w:t>
+      </w:r>
+    </w:p>
+    <w:p>
+      <w:pPr>
+        <w:rPr>
+          <w:rFonts w:ascii="Times New Roman" w:hAnsi="Times New Roman" w:cs="Times New Roman"/>
+          <w:sz w:val="26"/>
+          <w:szCs w:val="26"/>
+          <w:lang w:val="vi-VN"/>
+        </w:rPr>
+      </w:pPr>
+      <w:r>
+        <w:rPr>
+          <w:rFonts w:ascii="Times New Roman" w:hAnsi="Times New Roman" w:cs="Times New Roman"/>
+          <w:sz w:val="26"/>
+          <w:szCs w:val="26"/>
+          <w:lang w:val="vi-VN"/>
+        </w:rPr>
+        <w:t xml:space="preserve">Mean = Trung bình </w:t>
+      </w:r>
+    </w:p>
+    <w:p>
+      <w:pPr>
+        <w:rPr>
+          <w:rFonts w:ascii="Times New Roman" w:hAnsi="Times New Roman" w:cs="Times New Roman"/>
+          <w:sz w:val="26"/>
+          <w:szCs w:val="26"/>
+          <w:lang w:val="vi-VN"/>
+        </w:rPr>
+      </w:pPr>
+      <w:r>
+        <w:rPr>
+          <w:rFonts w:ascii="Times New Roman" w:hAnsi="Times New Roman" w:cs="Times New Roman"/>
+          <w:sz w:val="26"/>
+          <w:szCs w:val="26"/>
+          <w:lang w:val="vi-VN"/>
+        </w:rPr>
+        <w:t xml:space="preserve">Median = Trung vị </w:t>
+      </w:r>
+    </w:p>
+    <w:p>
+      <w:pPr>
+        <w:rPr>
+          <w:rFonts w:ascii="Times New Roman" w:hAnsi="Times New Roman" w:cs="Times New Roman"/>
+          <w:sz w:val="26"/>
+          <w:szCs w:val="26"/>
+          <w:lang w:val="vi-VN"/>
+        </w:rPr>
+      </w:pPr>
+      <w:r>
+        <w:rPr>
+          <w:rFonts w:ascii="Times New Roman" w:hAnsi="Times New Roman" w:cs="Times New Roman"/>
+          <w:sz w:val="26"/>
+          <w:szCs w:val="26"/>
+          <w:lang w:val="vi-VN"/>
+        </w:rPr>
+        <w:t>Mode = yếu vị</w:t>
+      </w:r>
+      <w:r>
+        <w:rPr>
+          <w:rFonts w:ascii="Times New Roman" w:hAnsi="Times New Roman" w:cs="Times New Roman"/>
+          <w:sz w:val="26"/>
+          <w:szCs w:val="26"/>
+          <w:lang w:val="vi-VN"/>
+        </w:rPr>
+        <w:t xml:space="preserve"> là thằng xuất hiện nhiều nhất thì thằng đó là yếu vị, nếu ko xuất hiện nhiều thì = 0 nếu yếu vị là 2 thì là bimodal </w:t>
+      </w:r>
+    </w:p>
+    <w:p>
+      <w:pPr>
+        <w:rPr>
+          <w:rFonts w:ascii="Times New Roman" w:hAnsi="Times New Roman" w:cs="Times New Roman"/>
+          <w:sz w:val="26"/>
+          <w:szCs w:val="26"/>
+          <w:lang w:val="vi-VN"/>
+        </w:rPr>
+      </w:pPr>
+      <w:r>
+        <w:rPr>
+          <w:rFonts w:ascii="Times New Roman" w:hAnsi="Times New Roman" w:cs="Times New Roman"/>
+          <w:sz w:val="26"/>
+          <w:szCs w:val="26"/>
+          <w:lang w:val="vi-VN"/>
+        </w:rPr>
+        <w:t xml:space="preserve">Nhiều là multimodal </w:t>
+      </w:r>
+    </w:p>
+    <w:p>
+      <w:pPr>
+        <w:rPr>
+          <w:rFonts w:ascii="Times New Roman" w:hAnsi="Times New Roman" w:cs="Times New Roman"/>
+          <w:sz w:val="26"/>
+          <w:szCs w:val="26"/>
+          <w:lang w:val="vi-VN"/>
+        </w:rPr>
+      </w:pPr>
+    </w:p>
+    <w:p>
+      <w:pPr>
+        <w:rPr>
+          <w:rFonts w:ascii="Times New Roman" w:hAnsi="Times New Roman" w:cs="Times New Roman"/>
+          <w:sz w:val="26"/>
+          <w:szCs w:val="26"/>
+          <w:lang w:val="vi-VN"/>
+        </w:rPr>
+      </w:pPr>
+      <w:r>
+        <w:rPr>
+          <w:rFonts w:ascii="Times New Roman" w:hAnsi="Times New Roman" w:cs="Times New Roman"/>
+          <w:sz w:val="26"/>
+          <w:szCs w:val="26"/>
+          <w:lang w:val="vi-VN"/>
+        </w:rPr>
+        <w:t xml:space="preserve">Gr 2 dispersion ( độ phân tán) </w:t>
+      </w:r>
+    </w:p>
+    <w:p>
+      <w:pPr>
+        <w:rPr>
+          <w:rFonts w:ascii="Times New Roman" w:hAnsi="Times New Roman" w:cs="Times New Roman"/>
+          <w:sz w:val="26"/>
+          <w:szCs w:val="26"/>
+          <w:lang w:val="vi-VN"/>
+        </w:rPr>
+      </w:pPr>
+      <w:r>
+        <w:rPr>
+          <w:rFonts w:ascii="Times New Roman" w:hAnsi="Times New Roman" w:cs="Times New Roman"/>
+          <w:sz w:val="26"/>
+          <w:szCs w:val="26"/>
+          <w:lang w:val="vi-VN"/>
+        </w:rPr>
+        <w:t xml:space="preserve">Đuôi dài bên nào thì lệch bên đó có thể nhìn mean hình dáng của dữ liệu sẽ quyết định dùng mô hình nào dể xử lý </w:t>
+      </w:r>
+    </w:p>
+    <w:p>
+      <w:pPr>
+        <w:rPr>
+          <w:rFonts w:ascii="Times New Roman" w:hAnsi="Times New Roman" w:cs="Times New Roman"/>
+          <w:sz w:val="26"/>
+          <w:szCs w:val="26"/>
+          <w:lang w:val="vi-VN"/>
+        </w:rPr>
+      </w:pPr>
+    </w:p>
+    <w:p>
+      <w:pPr>
+        <w:rPr>
+          <w:rFonts w:ascii="Times New Roman" w:hAnsi="Times New Roman" w:cs="Times New Roman"/>
+          <w:sz w:val="26"/>
+          <w:szCs w:val="26"/>
+          <w:lang w:val="vi-VN"/>
+        </w:rPr>
+      </w:pPr>
+      <w:r>
+        <w:rPr>
+          <w:rFonts w:ascii="Times New Roman" w:hAnsi="Times New Roman" w:cs="Times New Roman"/>
+          <w:sz w:val="26"/>
+          <w:szCs w:val="26"/>
+          <w:lang w:val="vi-VN"/>
+        </w:rPr>
+        <w:t xml:space="preserve">Phân tán thấp thì dữ liệu tập trung ở trung tâm nhiều </w:t>
+      </w:r>
+    </w:p>
+    <w:p>
+      <w:pPr>
+        <w:rPr>
+          <w:rFonts w:ascii="Times New Roman" w:hAnsi="Times New Roman" w:cs="Times New Roman"/>
+          <w:sz w:val="26"/>
+          <w:szCs w:val="26"/>
+          <w:lang w:val="vi-VN"/>
+        </w:rPr>
+      </w:pPr>
+      <w:r>
+        <w:rPr>
+          <w:rFonts w:ascii="Times New Roman" w:hAnsi="Times New Roman" w:cs="Times New Roman"/>
+          <w:sz w:val="26"/>
+          <w:szCs w:val="26"/>
+          <w:lang w:val="vi-VN"/>
+        </w:rPr>
+        <w:t>Phân tán mạnh thì dữ liệu nằm khá xa mean</w:t>
+      </w:r>
+    </w:p>
+    <w:p>
+      <w:pPr>
+        <w:rPr>
+          <w:rFonts w:ascii="Times New Roman" w:hAnsi="Times New Roman" w:cs="Times New Roman"/>
+          <w:sz w:val="26"/>
+          <w:szCs w:val="26"/>
+          <w:lang w:val="vi-VN"/>
+        </w:rPr>
+      </w:pPr>
+      <w:r>
+        <w:rPr>
+          <w:rFonts w:ascii="Times New Roman" w:hAnsi="Times New Roman" w:cs="Times New Roman"/>
+          <w:sz w:val="26"/>
+          <w:szCs w:val="26"/>
+          <w:lang w:val="vi-VN"/>
+        </w:rPr>
+        <w:t>Out layer</w:t>
+      </w:r>
+    </w:p>
+    <w:p>
+      <w:pPr>
+        <w:rPr>
+          <w:rFonts w:ascii="Times New Roman" w:hAnsi="Times New Roman" w:cs="Times New Roman"/>
+          <w:sz w:val="26"/>
+          <w:szCs w:val="26"/>
+          <w:lang w:val="vi-VN"/>
+        </w:rPr>
+      </w:pPr>
+    </w:p>
+    <w:p>
+      <w:pPr>
+        <w:rPr>
+          <w:rFonts w:ascii="Times New Roman" w:hAnsi="Times New Roman" w:cs="Times New Roman"/>
+          <w:sz w:val="26"/>
+          <w:szCs w:val="26"/>
+          <w:lang w:val="vi-VN"/>
+        </w:rPr>
+      </w:pPr>
+      <w:r>
+        <w:rPr>
+          <w:rFonts w:ascii="Times New Roman" w:hAnsi="Times New Roman" w:cs="Times New Roman"/>
+          <w:sz w:val="26"/>
+          <w:szCs w:val="26"/>
+          <w:lang w:val="vi-VN"/>
+        </w:rPr>
+        <w:t xml:space="preserve">Range = Max – Min </w:t>
+      </w:r>
+    </w:p>
+    <w:p>
+      <w:pPr>
+        <w:rPr>
+          <w:rFonts w:ascii="Times New Roman" w:hAnsi="Times New Roman" w:cs="Times New Roman"/>
+          <w:sz w:val="26"/>
+          <w:szCs w:val="26"/>
+          <w:lang w:val="vi-VN"/>
+        </w:rPr>
+      </w:pPr>
+      <w:r>
+        <w:rPr>
+          <w:rFonts w:ascii="Times New Roman" w:hAnsi="Times New Roman" w:cs="Times New Roman"/>
+          <w:sz w:val="26"/>
+          <w:szCs w:val="26"/>
+          <w:lang w:val="vi-VN"/>
+        </w:rPr>
+        <w:t xml:space="preserve">Var Trung bình </w:t>
+      </w:r>
+    </w:p>
+    <w:p>
+      <w:pPr>
+        <w:rPr>
+          <w:rFonts w:ascii="Times New Roman" w:hAnsi="Times New Roman" w:cs="Times New Roman"/>
+          <w:sz w:val="26"/>
+          <w:szCs w:val="26"/>
+          <w:lang w:val="vi-VN"/>
+        </w:rPr>
+      </w:pPr>
+      <w:r>
+        <w:rPr>
+          <w:rFonts w:ascii="Times New Roman" w:hAnsi="Times New Roman" w:cs="Times New Roman"/>
+          <w:sz w:val="26"/>
+          <w:szCs w:val="26"/>
+          <w:lang w:val="vi-VN"/>
+        </w:rPr>
+        <w:tab/>
+        <w:t xml:space="preserve">Bình phương khoảng cách đến mean </w:t>
+      </w:r>
+    </w:p>
+    <w:p>
+      <w:pPr>
+        <w:rPr>
+          <w:rFonts w:ascii="Times New Roman" w:hAnsi="Times New Roman" w:cs="Times New Roman"/>
+          <w:sz w:val="26"/>
+          <w:szCs w:val="26"/>
+          <w:lang w:val="vi-VN"/>
+        </w:rPr>
+      </w:pPr>
+      <w:r>
+        <w:rPr>
+          <w:rFonts w:ascii="Times New Roman" w:hAnsi="Times New Roman" w:cs="Times New Roman"/>
+          <w:sz w:val="26"/>
+          <w:szCs w:val="26"/>
+          <w:lang w:val="vi-VN"/>
+        </w:rPr>
+        <w:t xml:space="preserve">Lấy con trung bình trừ con mean rồi bình phương lên -&gt; phương sai </w:t>
+      </w:r>
+    </w:p>
+    <w:p>
+      <w:pPr>
+        <w:rPr>
+          <w:rFonts w:ascii="Times New Roman" w:hAnsi="Times New Roman" w:cs="Times New Roman"/>
+          <w:sz w:val="26"/>
+          <w:szCs w:val="26"/>
+          <w:lang w:val="vi-VN"/>
+        </w:rPr>
+      </w:pPr>
+      <w:r>
+        <w:rPr>
+          <w:rFonts w:ascii="Times New Roman" w:hAnsi="Times New Roman" w:cs="Times New Roman"/>
+          <w:sz w:val="26"/>
+          <w:szCs w:val="26"/>
+          <w:lang w:val="vi-VN"/>
+        </w:rPr>
+        <w:t xml:space="preserve">Độ lệch chuẩn bằng không thì dữ liệu đề nhau </w:t>
+      </w:r>
+    </w:p>
+    <w:p>
+      <w:pPr>
+        <w:rPr>
+          <w:rFonts w:ascii="Times New Roman" w:hAnsi="Times New Roman" w:cs="Times New Roman"/>
+          <w:sz w:val="26"/>
+          <w:szCs w:val="26"/>
+          <w:lang w:val="vi-VN"/>
+        </w:rPr>
+      </w:pPr>
+      <w:r>
+        <w:rPr>
+          <w:rFonts w:ascii="Times New Roman" w:hAnsi="Times New Roman" w:cs="Times New Roman"/>
+          <w:sz w:val="26"/>
+          <w:szCs w:val="26"/>
+          <w:lang w:val="vi-VN"/>
+        </w:rPr>
+        <w:t xml:space="preserve">Giá trị nằm ngoài điểm chạm trên và điểm chạm dưới thì là dữ liệu nhiễu </w:t>
+      </w:r>
+    </w:p>
+    <w:p>
+      <w:pPr>
+        <w:rPr>
+          <w:rFonts w:ascii="Times New Roman" w:hAnsi="Times New Roman" w:cs="Times New Roman"/>
+          <w:sz w:val="26"/>
+          <w:szCs w:val="26"/>
+          <w:lang w:val="vi-VN"/>
+        </w:rPr>
+      </w:pPr>
+      <w:r>
+        <w:rPr>
+          <w:rFonts w:ascii="Times New Roman" w:hAnsi="Times New Roman" w:cs="Times New Roman"/>
+          <w:sz w:val="26"/>
+          <w:szCs w:val="26"/>
+          <w:lang w:val="vi-VN"/>
+        </w:rPr>
+        <w:t>Phần 3</w:t>
+      </w:r>
+      <w:r>
+        <w:rPr>
+          <w:rFonts w:ascii="Times New Roman" w:hAnsi="Times New Roman" w:cs="Times New Roman"/>
+          <w:sz w:val="26"/>
+          <w:szCs w:val="26"/>
+          <w:lang w:val="vi-VN"/>
+        </w:rPr>
+        <w:t xml:space="preserve"> Location and Shape</w:t>
+      </w:r>
       <w:bookmarkStart w:id="0" w:name="_GoBack"/>
       <w:bookmarkEnd w:id="0"/>
-    </w:p>
-    <w:p>
-      <w:pPr>
-        <w:rPr>
-          <w:rFonts w:ascii="Times New Roman" w:hAnsi="Times New Roman" w:cs="Times New Roman"/>
-          <w:sz w:val="26"/>
-          <w:szCs w:val="26"/>
-          <w:lang w:val="vi-VN"/>
-        </w:rPr>
-      </w:pPr>
     </w:p>
     <w:p>
       <w:pPr>
